--- a/examples/06-celle-e-unioni/grasshopper-verified.docx
+++ b/examples/06-celle-e-unioni/grasshopper-verified.docx
@@ -15,19 +15,19 @@
       <w:tblPr>
         <p4:tblW xmlns:p4="http://schemas.openxmlformats.org/wordprocessingml/2006/main" p4:w="8787" p4:type="dxa"/>
         <w:tblBorders>
-          <p5:top xmlns:p5="http://schemas.openxmlformats.org/wordprocessingml/2006/main" p5:val="single" p5:color="CBD5DD" p5:sz="4"/>
-          <p5:left xmlns:p5="http://schemas.openxmlformats.org/wordprocessingml/2006/main" p5:val="single" p5:color="CBD5DD" p5:sz="4"/>
-          <p5:bottom xmlns:p5="http://schemas.openxmlformats.org/wordprocessingml/2006/main" p5:val="single" p5:color="CBD5DD" p5:sz="4"/>
-          <p5:right xmlns:p5="http://schemas.openxmlformats.org/wordprocessingml/2006/main" p5:val="single" p5:color="CBD5DD" p5:sz="4"/>
-          <p5:insideH xmlns:p5="http://schemas.openxmlformats.org/wordprocessingml/2006/main" p5:val="single" p5:color="CBD5DD" p5:sz="4"/>
-          <p5:insideV xmlns:p5="http://schemas.openxmlformats.org/wordprocessingml/2006/main" p5:val="single" p5:color="CBD5DD" p5:sz="4"/>
+          <p5:top xmlns:p5="http://schemas.openxmlformats.org/wordprocessingml/2006/main" p5:val="single" p5:color="D9D9D9" p5:sz="4"/>
+          <p5:left xmlns:p5="http://schemas.openxmlformats.org/wordprocessingml/2006/main" p5:val="single" p5:color="D9D9D9" p5:sz="4"/>
+          <p5:bottom xmlns:p5="http://schemas.openxmlformats.org/wordprocessingml/2006/main" p5:val="single" p5:color="D9D9D9" p5:sz="4"/>
+          <p5:right xmlns:p5="http://schemas.openxmlformats.org/wordprocessingml/2006/main" p5:val="single" p5:color="D9D9D9" p5:sz="4"/>
+          <p5:insideH xmlns:p5="http://schemas.openxmlformats.org/wordprocessingml/2006/main" p5:val="single" p5:color="D9D9D9" p5:sz="4"/>
+          <p5:insideV xmlns:p5="http://schemas.openxmlformats.org/wordprocessingml/2006/main" p5:val="single" p5:color="D9D9D9" p5:sz="4"/>
         </w:tblBorders>
         <p4:tblLayout xmlns:p4="http://schemas.openxmlformats.org/wordprocessingml/2006/main" p4:type="fixed"/>
         <w:tblCellMar>
-          <p5:top xmlns:p5="http://schemas.openxmlformats.org/wordprocessingml/2006/main" p5:w="113" p5:type="dxa"/>
-          <p5:left xmlns:p5="http://schemas.openxmlformats.org/wordprocessingml/2006/main" p5:w="113" p5:type="dxa"/>
-          <p5:bottom xmlns:p5="http://schemas.openxmlformats.org/wordprocessingml/2006/main" p5:w="113" p5:type="dxa"/>
-          <p5:right xmlns:p5="http://schemas.openxmlformats.org/wordprocessingml/2006/main" p5:w="113" p5:type="dxa"/>
+          <p5:top xmlns:p5="http://schemas.openxmlformats.org/wordprocessingml/2006/main" p5:w="142" p5:type="dxa"/>
+          <p5:left xmlns:p5="http://schemas.openxmlformats.org/wordprocessingml/2006/main" p5:w="142" p5:type="dxa"/>
+          <p5:bottom xmlns:p5="http://schemas.openxmlformats.org/wordprocessingml/2006/main" p5:w="142" p5:type="dxa"/>
+          <p5:right xmlns:p5="http://schemas.openxmlformats.org/wordprocessingml/2006/main" p5:w="142" p5:type="dxa"/>
         </w:tblCellMar>
       </w:tblPr>
       <w:tblGrid>
@@ -43,7 +43,7 @@
           <w:tcPr>
             <p6:tcW xmlns:p6="http://schemas.openxmlformats.org/wordprocessingml/2006/main" p6:w="5953" p6:type="dxa"/>
             <p6:gridSpan xmlns:p6="http://schemas.openxmlformats.org/wordprocessingml/2006/main" p6:val="2"/>
-            <p6:shd xmlns:p6="http://schemas.openxmlformats.org/wordprocessingml/2006/main" p6:val="clear" p6:fill="24445C"/>
+            <p6:shd xmlns:p6="http://schemas.openxmlformats.org/wordprocessingml/2006/main" p6:val="clear" p6:fill="DCEAF2"/>
             <p6:vAlign xmlns:p6="http://schemas.openxmlformats.org/wordprocessingml/2006/main" p6:val="center"/>
           </w:tcPr>
           <w:p>
@@ -53,7 +53,7 @@
             </w:pPr>
             <w:r>
               <w:rPr>
-                <p8:color xmlns:p8="http://schemas.openxmlformats.org/wordprocessingml/2006/main" p8:val="FFFFFF"/>
+                <p8:color xmlns:p8="http://schemas.openxmlformats.org/wordprocessingml/2006/main" p8:val="000000"/>
               </w:rPr>
               <w:t xml:space="preserve">Verifiche</w:t>
             </w:r>
@@ -62,7 +62,7 @@
         <w:tc>
           <w:tcPr>
             <p6:tcW xmlns:p6="http://schemas.openxmlformats.org/wordprocessingml/2006/main" p6:w="2835" p6:type="dxa"/>
-            <p6:shd xmlns:p6="http://schemas.openxmlformats.org/wordprocessingml/2006/main" p6:val="clear" p6:fill="24445C"/>
+            <p6:shd xmlns:p6="http://schemas.openxmlformats.org/wordprocessingml/2006/main" p6:val="clear" p6:fill="DCEAF2"/>
             <p6:vAlign xmlns:p6="http://schemas.openxmlformats.org/wordprocessingml/2006/main" p6:val="center"/>
           </w:tcPr>
           <w:p>
@@ -72,7 +72,7 @@
             </w:pPr>
             <w:r>
               <w:rPr>
-                <p8:color xmlns:p8="http://schemas.openxmlformats.org/wordprocessingml/2006/main" p8:val="FFFFFF"/>
+                <p8:color xmlns:p8="http://schemas.openxmlformats.org/wordprocessingml/2006/main" p8:val="000000"/>
               </w:rPr>
               <w:t xml:space="preserve">Esito</w:t>
             </w:r>
@@ -138,7 +138,7 @@
           <w:tcPr>
             <p6:tcW xmlns:p6="http://schemas.openxmlformats.org/wordprocessingml/2006/main" p6:w="2268" p6:type="dxa"/>
             <p6:vMerge xmlns:p6="http://schemas.openxmlformats.org/wordprocessingml/2006/main" p6:val="continue"/>
-            <p6:shd xmlns:p6="http://schemas.openxmlformats.org/wordprocessingml/2006/main" p6:val="clear" p6:fill="EEF3F6"/>
+            <p6:shd xmlns:p6="http://schemas.openxmlformats.org/wordprocessingml/2006/main" p6:val="clear" p6:fill="F3F6F8"/>
             <p6:vAlign xmlns:p6="http://schemas.openxmlformats.org/wordprocessingml/2006/main" p6:val="center"/>
           </w:tcPr>
           <w:p>
@@ -150,7 +150,7 @@
         <w:tc>
           <w:tcPr>
             <p6:tcW xmlns:p6="http://schemas.openxmlformats.org/wordprocessingml/2006/main" p6:w="3685" p6:type="dxa"/>
-            <p6:shd xmlns:p6="http://schemas.openxmlformats.org/wordprocessingml/2006/main" p6:val="clear" p6:fill="EEF3F6"/>
+            <p6:shd xmlns:p6="http://schemas.openxmlformats.org/wordprocessingml/2006/main" p6:val="clear" p6:fill="F3F6F8"/>
             <p6:vAlign xmlns:p6="http://schemas.openxmlformats.org/wordprocessingml/2006/main" p6:val="center"/>
           </w:tcPr>
           <w:p>
@@ -233,7 +233,7 @@
                           <pic:cNvPicPr/>
                         </pic:nvPicPr>
                         <pic:blipFill>
-                          <a:blip xmlns:p13="http://schemas.openxmlformats.org/officeDocument/2006/relationships" p13:embed="Rd81a4c2ad7494438"/>
+                          <a:blip xmlns:p13="http://schemas.openxmlformats.org/officeDocument/2006/relationships" p13:embed="R9603b766eb7c4315"/>
                           <a:stretch>
                             <a:fillRect/>
                           </a:stretch>
